--- a/Resume-Jesse-Earle-Full.docx
+++ b/Resume-Jesse-Earle-Full.docx
@@ -2,7 +2,7 @@
 <file path=word/document.xml><?xml version="1.0" encoding="utf-8"?>
 <w:document xmlns:w="http://schemas.openxmlformats.org/wordprocessingml/2006/main" xmlns:m="http://schemas.openxmlformats.org/officeDocument/2006/math" xmlns:r="http://schemas.openxmlformats.org/officeDocument/2006/relationships" xmlns:o="urn:schemas-microsoft-com:office:office" xmlns:v="urn:schemas-microsoft-com:vml" xmlns:w10="urn:schemas-microsoft-com:office:word" xmlns:a="http://schemas.openxmlformats.org/drawingml/2006/main" xmlns:pic="http://schemas.openxmlformats.org/drawingml/2006/picture" xmlns:wp="http://schemas.openxmlformats.org/drawingml/2006/wordprocessingDrawing">
   <w:body>
-    <w:bookmarkStart w:id="26" w:name="jesse-earle"/>
+    <w:bookmarkStart w:id="30" w:name="jesse-earle"/>
     <w:p>
       <w:pPr>
         <w:pStyle w:val="Heading1"/>
@@ -11,12 +11,49 @@
         <w:t xml:space="preserve">Jesse Earle</w:t>
       </w:r>
     </w:p>
+    <w:bookmarkStart w:id="11" w:name="senior-fullstack-engineer-architect"/>
+    <w:p>
+      <w:pPr>
+        <w:pStyle w:val="Heading2"/>
+      </w:pPr>
+      <w:r>
+        <w:t xml:space="preserve">Senior Fullstack Engineer &amp; Architect</w:t>
+      </w:r>
+    </w:p>
     <w:p>
       <w:pPr>
         <w:pStyle w:val="FirstParagraph"/>
       </w:pPr>
-      <w:r>
-        <w:t xml:space="preserve">Boston | earle.jesse@gmail.com | (908) 399-1635 | linkedin.com/in/jesse-earle</w:t>
+      <w:hyperlink r:id="rId9">
+        <w:r>
+          <w:rPr>
+            <w:rStyle w:val="Hyperlink"/>
+          </w:rPr>
+          <w:t xml:space="preserve">earle.jesse@gmail.com</w:t>
+        </w:r>
+      </w:hyperlink>
+      <w:r>
+        <w:t xml:space="preserve"> </w:t>
+      </w:r>
+      <w:r>
+        <w:t xml:space="preserve">| (908) 399-1635 |</w:t>
+      </w:r>
+      <w:r>
+        <w:t xml:space="preserve"> </w:t>
+      </w:r>
+      <w:hyperlink r:id="rId10">
+        <w:r>
+          <w:rPr>
+            <w:rStyle w:val="Hyperlink"/>
+          </w:rPr>
+          <w:t xml:space="preserve">linkedin.com/in/jesse-earle</w:t>
+        </w:r>
+      </w:hyperlink>
+      <w:r>
+        <w:t xml:space="preserve"> </w:t>
+      </w:r>
+      <w:r>
+        <w:t xml:space="preserve">| Boston, MA</w:t>
       </w:r>
     </w:p>
     <w:p>
@@ -24,477 +61,17 @@
         <w:pStyle w:val="BodyText"/>
       </w:pPr>
       <w:r>
-        <w:t xml:space="preserve">Fullstack Developer &amp; Architect with 15+ years building scalable web applications and data-driven systems using React, TypeScript, and modern JavaScript.</w:t>
-      </w:r>
-    </w:p>
-    <w:bookmarkStart w:id="9" w:name="leadership-and-technical-proficiency"/>
+        <w:t xml:space="preserve">Senior Fullstack Engineer &amp; Architect with 15+ years building B2B SaaS platforms and developer APIs across the complete lifecycle. Expert in React, Go, TypeScript, Node.js, and AWS infrastructure with CI/CD, Kubernetes, Docker, Helm, and Terraform.</w:t>
+      </w:r>
+    </w:p>
+    <w:bookmarkEnd w:id="11"/>
+    <w:bookmarkStart w:id="12" w:name="core-competencies"/>
     <w:p>
       <w:pPr>
         <w:pStyle w:val="Heading2"/>
       </w:pPr>
       <w:r>
-        <w:t xml:space="preserve">Leadership and Technical Proficiency</w:t>
-      </w:r>
-    </w:p>
-    <w:tbl>
-      <w:tblPr>
-        <w:tblStyle w:val="Table"/>
-        <w:tblW w:type="pct" w:w="5000"/>
-        <w:tblLayout w:type="fixed"/>
-        <w:tblLook w:firstRow="1" w:lastRow="0" w:firstColumn="0" w:lastColumn="0" w:noHBand="0" w:noVBand="0" w:val="0020"/>
-      </w:tblPr>
-      <w:tblGrid>
-        <w:gridCol w:w="2036"/>
-        <w:gridCol w:w="2640"/>
-        <w:gridCol w:w="3243"/>
-      </w:tblGrid>
-      <w:tr>
-        <w:trPr>
-          <w:tblHeader w:val="on"/>
-        </w:trPr>
-        <w:tc>
-          <w:tcPr/>
-          <w:p>
-            <w:pPr>
-              <w:pStyle w:val="Compact"/>
-              <w:jc w:val="left"/>
-            </w:pPr>
-            <w:r>
-              <w:rPr>
-                <w:b/>
-                <w:bCs/>
-              </w:rPr>
-              <w:t xml:space="preserve">Leadership &amp; Strategy</w:t>
-            </w:r>
-          </w:p>
-        </w:tc>
-        <w:tc>
-          <w:tcPr/>
-          <w:p>
-            <w:pPr>
-              <w:pStyle w:val="Compact"/>
-              <w:jc w:val="left"/>
-            </w:pPr>
-            <w:r>
-              <w:rPr>
-                <w:b/>
-                <w:bCs/>
-              </w:rPr>
-              <w:t xml:space="preserve">Architecture &amp; Technologies</w:t>
-            </w:r>
-          </w:p>
-        </w:tc>
-        <w:tc>
-          <w:tcPr/>
-          <w:p>
-            <w:pPr>
-              <w:pStyle w:val="Compact"/>
-              <w:jc w:val="left"/>
-            </w:pPr>
-            <w:r>
-              <w:rPr>
-                <w:b/>
-                <w:bCs/>
-              </w:rPr>
-              <w:t xml:space="preserve">Core Development</w:t>
-            </w:r>
-          </w:p>
-        </w:tc>
-      </w:tr>
-      <w:tr>
-        <w:tc>
-          <w:tcPr/>
-          <w:p>
-            <w:pPr>
-              <w:pStyle w:val="Compact"/>
-              <w:jc w:val="left"/>
-            </w:pPr>
-            <w:r>
-              <w:t xml:space="preserve">Team Leadership &amp; Mentoring</w:t>
-            </w:r>
-          </w:p>
-        </w:tc>
-        <w:tc>
-          <w:tcPr/>
-          <w:p>
-            <w:pPr>
-              <w:pStyle w:val="Compact"/>
-              <w:jc w:val="left"/>
-            </w:pPr>
-            <w:r>
-              <w:t xml:space="preserve">System Design &amp; Architecture</w:t>
-            </w:r>
-          </w:p>
-        </w:tc>
-        <w:tc>
-          <w:tcPr/>
-          <w:p>
-            <w:pPr>
-              <w:pStyle w:val="Compact"/>
-              <w:jc w:val="left"/>
-            </w:pPr>
-            <w:r>
-              <w:rPr>
-                <w:b/>
-                <w:bCs/>
-              </w:rPr>
-              <w:t xml:space="preserve">Frameworks</w:t>
-            </w:r>
-            <w:r>
-              <w:t xml:space="preserve">: React, Node.js, Express</w:t>
-            </w:r>
-          </w:p>
-        </w:tc>
-      </w:tr>
-      <w:tr>
-        <w:tc>
-          <w:tcPr/>
-          <w:p>
-            <w:pPr>
-              <w:pStyle w:val="Compact"/>
-              <w:jc w:val="left"/>
-            </w:pPr>
-            <w:r>
-              <w:t xml:space="preserve">Technical Vision &amp; Roadmap</w:t>
-            </w:r>
-          </w:p>
-        </w:tc>
-        <w:tc>
-          <w:tcPr/>
-          <w:p>
-            <w:pPr>
-              <w:pStyle w:val="Compact"/>
-              <w:jc w:val="left"/>
-            </w:pPr>
-            <w:r>
-              <w:t xml:space="preserve">Cloud Transformation (AWS)</w:t>
-            </w:r>
-          </w:p>
-        </w:tc>
-        <w:tc>
-          <w:tcPr/>
-          <w:p>
-            <w:pPr>
-              <w:pStyle w:val="Compact"/>
-              <w:jc w:val="left"/>
-            </w:pPr>
-            <w:r>
-              <w:rPr>
-                <w:b/>
-                <w:bCs/>
-              </w:rPr>
-              <w:t xml:space="preserve">Languages</w:t>
-            </w:r>
-            <w:r>
-              <w:t xml:space="preserve">: TypeScript, JavaScript, Go</w:t>
-            </w:r>
-          </w:p>
-        </w:tc>
-      </w:tr>
-      <w:tr>
-        <w:tc>
-          <w:tcPr/>
-          <w:p>
-            <w:pPr>
-              <w:pStyle w:val="Compact"/>
-              <w:jc w:val="left"/>
-            </w:pPr>
-            <w:r>
-              <w:t xml:space="preserve">Stakeholder Collaboration</w:t>
-            </w:r>
-          </w:p>
-        </w:tc>
-        <w:tc>
-          <w:tcPr/>
-          <w:p>
-            <w:pPr>
-              <w:pStyle w:val="Compact"/>
-              <w:jc w:val="left"/>
-            </w:pPr>
-            <w:r>
-              <w:t xml:space="preserve">API Design (REST, gRPC)</w:t>
-            </w:r>
-          </w:p>
-        </w:tc>
-        <w:tc>
-          <w:tcPr/>
-          <w:p>
-            <w:pPr>
-              <w:pStyle w:val="Compact"/>
-              <w:jc w:val="left"/>
-            </w:pPr>
-            <w:r>
-              <w:rPr>
-                <w:b/>
-                <w:bCs/>
-              </w:rPr>
-              <w:t xml:space="preserve">Databases</w:t>
-            </w:r>
-            <w:r>
-              <w:t xml:space="preserve">: PostgreSQL, MSSQL, Redis</w:t>
-            </w:r>
-          </w:p>
-        </w:tc>
-      </w:tr>
-      <w:tr>
-        <w:tc>
-          <w:tcPr/>
-          <w:p>
-            <w:pPr>
-              <w:pStyle w:val="Compact"/>
-              <w:jc w:val="left"/>
-            </w:pPr>
-            <w:r>
-              <w:t xml:space="preserve">Budget &amp; Planning Support</w:t>
-            </w:r>
-          </w:p>
-        </w:tc>
-        <w:tc>
-          <w:tcPr/>
-          <w:p>
-            <w:pPr>
-              <w:pStyle w:val="Compact"/>
-              <w:jc w:val="left"/>
-            </w:pPr>
-            <w:r>
-              <w:t xml:space="preserve">Microservices &amp; Distributed Systems</w:t>
-            </w:r>
-          </w:p>
-        </w:tc>
-        <w:tc>
-          <w:tcPr/>
-          <w:p>
-            <w:pPr>
-              <w:pStyle w:val="Compact"/>
-              <w:jc w:val="left"/>
-            </w:pPr>
-            <w:r>
-              <w:rPr>
-                <w:b/>
-                <w:bCs/>
-              </w:rPr>
-              <w:t xml:space="preserve">Build Tools</w:t>
-            </w:r>
-            <w:r>
-              <w:t xml:space="preserve">: Docker, Vite, SWC, Webpack</w:t>
-            </w:r>
-          </w:p>
-        </w:tc>
-      </w:tr>
-      <w:tr>
-        <w:tc>
-          <w:tcPr/>
-          <w:p>
-            <w:pPr>
-              <w:pStyle w:val="Compact"/>
-              <w:jc w:val="left"/>
-            </w:pPr>
-            <w:r>
-              <w:t xml:space="preserve">Hiring &amp; Talent Development</w:t>
-            </w:r>
-          </w:p>
-        </w:tc>
-        <w:tc>
-          <w:tcPr/>
-          <w:p>
-            <w:pPr>
-              <w:pStyle w:val="Compact"/>
-              <w:jc w:val="left"/>
-            </w:pPr>
-            <w:r>
-              <w:t xml:space="preserve">CI/CD &amp; DevSecOps</w:t>
-            </w:r>
-          </w:p>
-        </w:tc>
-        <w:tc>
-          <w:tcPr/>
-          <w:p>
-            <w:pPr>
-              <w:pStyle w:val="Compact"/>
-              <w:jc w:val="left"/>
-            </w:pPr>
-            <w:r>
-              <w:rPr>
-                <w:b/>
-                <w:bCs/>
-              </w:rPr>
-              <w:t xml:space="preserve">Testing</w:t>
-            </w:r>
-            <w:r>
-              <w:t xml:space="preserve">: Jest, Vitest</w:t>
-            </w:r>
-          </w:p>
-        </w:tc>
-      </w:tr>
-      <w:tr>
-        <w:tc>
-          <w:tcPr/>
-          <w:p>
-            <w:pPr>
-              <w:pStyle w:val="Compact"/>
-              <w:jc w:val="left"/>
-            </w:pPr>
-            <w:r>
-              <w:t xml:space="preserve">Legacy System Migration</w:t>
-            </w:r>
-          </w:p>
-        </w:tc>
-        <w:tc>
-          <w:tcPr/>
-          <w:p>
-            <w:pPr>
-              <w:pStyle w:val="Compact"/>
-              <w:jc w:val="left"/>
-            </w:pPr>
-            <w:r>
-              <w:t xml:space="preserve">Data Pipelines &amp; Integration</w:t>
-            </w:r>
-          </w:p>
-        </w:tc>
-        <w:tc>
-          <w:tcPr/>
-          <w:p>
-            <w:pPr>
-              <w:pStyle w:val="Compact"/>
-              <w:jc w:val="left"/>
-            </w:pPr>
-            <w:r>
-              <w:rPr>
-                <w:b/>
-                <w:bCs/>
-              </w:rPr>
-              <w:t xml:space="preserve">Package Mgmt</w:t>
-            </w:r>
-            <w:r>
-              <w:t xml:space="preserve">: Yarn, Bun, PNPM</w:t>
-            </w:r>
-          </w:p>
-        </w:tc>
-      </w:tr>
-      <w:tr>
-        <w:tc>
-          <w:tcPr/>
-          <w:p>
-            <w:pPr>
-              <w:pStyle w:val="Compact"/>
-              <w:jc w:val="left"/>
-            </w:pPr>
-            <w:r>
-              <w:t xml:space="preserve">Agile Project Management</w:t>
-            </w:r>
-          </w:p>
-        </w:tc>
-        <w:tc>
-          <w:tcPr/>
-          <w:p>
-            <w:pPr>
-              <w:pStyle w:val="Compact"/>
-              <w:jc w:val="left"/>
-            </w:pPr>
-            <w:r>
-              <w:t xml:space="preserve">Monorepo Strategy (NX, Lerna)</w:t>
-            </w:r>
-          </w:p>
-        </w:tc>
-        <w:tc>
-          <w:tcPr/>
-          <w:p>
-            <w:pPr>
-              <w:pStyle w:val="Compact"/>
-            </w:pPr>
-          </w:p>
-        </w:tc>
-      </w:tr>
-    </w:tbl>
-    <w:bookmarkEnd w:id="9"/>
-    <w:bookmarkStart w:id="24" w:name="work-history"/>
-    <w:p>
-      <w:pPr>
-        <w:pStyle w:val="Heading2"/>
-      </w:pPr>
-      <w:r>
-        <w:t xml:space="preserve">Work History</w:t>
-      </w:r>
-    </w:p>
-    <w:bookmarkStart w:id="10" w:name="Xe394e441a4c25f6019dd14c550eebe396523632"/>
-    <w:p>
-      <w:pPr>
-        <w:pStyle w:val="Heading3"/>
-      </w:pPr>
-      <w:r>
-        <w:t xml:space="preserve">Senior Technology Consultant | ExodusPoint - Contract (07/2021 – Present)</w:t>
-      </w:r>
-    </w:p>
-    <w:p>
-      <w:pPr>
-        <w:pStyle w:val="Compact"/>
-        <w:numPr>
-          <w:ilvl w:val="0"/>
-          <w:numId w:val="1001"/>
-        </w:numPr>
-      </w:pPr>
-      <w:r>
-        <w:t xml:space="preserve">Built real-time street orders dashboard to monitor trade execution across brokers, improving trading operations visibility.</w:t>
-      </w:r>
-    </w:p>
-    <w:p>
-      <w:pPr>
-        <w:pStyle w:val="Compact"/>
-        <w:numPr>
-          <w:ilvl w:val="0"/>
-          <w:numId w:val="1001"/>
-        </w:numPr>
-      </w:pPr>
-      <w:r>
-        <w:t xml:space="preserve">Created a stress-testing dashboard that applied historical Black Swan volatility to live portfolio data for forward-looking risk assessments.</w:t>
-      </w:r>
-    </w:p>
-    <w:p>
-      <w:pPr>
-        <w:pStyle w:val="Compact"/>
-        <w:numPr>
-          <w:ilvl w:val="0"/>
-          <w:numId w:val="1001"/>
-        </w:numPr>
-      </w:pPr>
-      <w:r>
-        <w:t xml:space="preserve">Developed a real-time options pricing dashboard for exotic derivatives with PV calculations based on live market data and user-defined barriers.</w:t>
-      </w:r>
-    </w:p>
-    <w:p>
-      <w:pPr>
-        <w:pStyle w:val="Compact"/>
-        <w:numPr>
-          <w:ilvl w:val="0"/>
-          <w:numId w:val="1001"/>
-        </w:numPr>
-      </w:pPr>
-      <w:r>
-        <w:t xml:space="preserve">Architected a team-wide monorepo strategy using NX, SWC, and PNPM, resolving ESM/CJS conflicts and reducing CI build times by over 50%.</w:t>
-      </w:r>
-    </w:p>
-    <w:p>
-      <w:pPr>
-        <w:pStyle w:val="Compact"/>
-        <w:numPr>
-          <w:ilvl w:val="0"/>
-          <w:numId w:val="1001"/>
-        </w:numPr>
-      </w:pPr>
-      <w:r>
-        <w:t xml:space="preserve">Delivered a bonus allocation API and frontend to automate year-end compensation workflows.</w:t>
-      </w:r>
-    </w:p>
-    <w:p>
-      <w:pPr>
-        <w:pStyle w:val="Compact"/>
-        <w:numPr>
-          <w:ilvl w:val="0"/>
-          <w:numId w:val="1001"/>
-        </w:numPr>
-      </w:pPr>
-      <w:r>
-        <w:t xml:space="preserve">Built calendar event APIs and UIs to support scheduling integration across internal tools.</w:t>
+        <w:t xml:space="preserve">Core Competencies</w:t>
       </w:r>
     </w:p>
     <w:p>
@@ -503,205 +80,358 @@
       </w:pPr>
       <w:r>
         <w:rPr>
+          <w:b/>
+          <w:bCs/>
           <w:i/>
           <w:iCs/>
         </w:rPr>
-        <w:t xml:space="preserve">TypeScript, React, Node.js, PostgreSQL,</w:t>
+        <w:t xml:space="preserve">Leadership &amp; Strategy</w:t>
+      </w:r>
+      <w:r>
+        <w:t xml:space="preserve">:</w:t>
+      </w:r>
+      <w:r>
+        <w:t xml:space="preserve"> </w:t>
+      </w:r>
+      <w:r>
+        <w:br/>
       </w:r>
       <w:r>
         <w:rPr>
+          <w:b/>
+          <w:bCs/>
           <w:i/>
           <w:iCs/>
         </w:rPr>
-        <w:t xml:space="preserve"> </w:t>
+        <w:t xml:space="preserve">Architecture &amp; Systems</w:t>
+      </w:r>
+      <w:r>
+        <w:t xml:space="preserve">:</w:t>
+      </w:r>
+      <w:r>
+        <w:t xml:space="preserve"> </w:t>
+      </w:r>
+      <w:r>
+        <w:br/>
       </w:r>
       <w:r>
         <w:rPr>
+          <w:b/>
+          <w:bCs/>
           <w:i/>
           <w:iCs/>
         </w:rPr>
-        <w:t xml:space="preserve">@testing-library</w:t>
+        <w:t xml:space="preserve">Operational Excellence</w:t>
+      </w:r>
+      <w:r>
+        <w:t xml:space="preserve">:</w:t>
+      </w:r>
+      <w:r>
+        <w:t xml:space="preserve"> </w:t>
+      </w:r>
+      <w:r>
+        <w:br/>
       </w:r>
       <w:r>
         <w:rPr>
+          <w:b/>
+          <w:bCs/>
           <w:i/>
           <w:iCs/>
         </w:rPr>
-        <w:t xml:space="preserve">, Protobuf, gRPC, gRPC-Web, Vite, SWC, NX, PNPM, Ant Design</w:t>
-      </w:r>
-    </w:p>
-    <w:bookmarkEnd w:id="10"/>
-    <w:bookmarkStart w:id="11" w:name="X2f5487840f150ede3120c5afae0f5e1580f5844"/>
-    <w:p>
-      <w:pPr>
-        <w:pStyle w:val="Heading3"/>
-      </w:pPr>
-      <w:r>
-        <w:t xml:space="preserve">Vice President/Architect | MSCI Inc. (10/2020 - 11/2023)</w:t>
-      </w:r>
-    </w:p>
-    <w:p>
-      <w:pPr>
-        <w:pStyle w:val="Compact"/>
-        <w:numPr>
-          <w:ilvl w:val="0"/>
-          <w:numId w:val="1002"/>
-        </w:numPr>
-      </w:pPr>
-      <w:r>
-        <w:t xml:space="preserve">Architechted Climate Value-at-Risk dashboard integration, enabling institutional investors to quantify the financial impact of climate change on real estate using a React frontend, REST APIs, and a backend integrating MSSQL and Elasticsearch.</w:t>
-      </w:r>
-    </w:p>
-    <w:p>
-      <w:pPr>
-        <w:pStyle w:val="Compact"/>
-        <w:numPr>
-          <w:ilvl w:val="0"/>
-          <w:numId w:val="1002"/>
-        </w:numPr>
-      </w:pPr>
-      <w:r>
-        <w:t xml:space="preserve">Architected an end-to-end real estate data platform serving external clients via REST APIs, integrating MSSQL and Elasticsearch with a custom React frontend.</w:t>
-      </w:r>
-    </w:p>
-    <w:p>
-      <w:pPr>
-        <w:pStyle w:val="Compact"/>
-        <w:numPr>
-          <w:ilvl w:val="0"/>
-          <w:numId w:val="1002"/>
-        </w:numPr>
-      </w:pPr>
-      <w:r>
-        <w:t xml:space="preserve">Built a scalable data pipeline to migrate real estate data from MSSQL to Snowflake, enabling enhanced client analytics.</w:t>
-      </w:r>
-    </w:p>
-    <w:p>
-      <w:pPr>
-        <w:pStyle w:val="Compact"/>
-        <w:numPr>
-          <w:ilvl w:val="0"/>
-          <w:numId w:val="1002"/>
-        </w:numPr>
-      </w:pPr>
-      <w:r>
-        <w:t xml:space="preserve">Implemented an authentication/authorization system using AWS Cognito and Node.js to secure multi-application client access.</w:t>
-      </w:r>
-    </w:p>
-    <w:p>
-      <w:pPr>
-        <w:pStyle w:val="Compact"/>
-        <w:numPr>
-          <w:ilvl w:val="0"/>
-          <w:numId w:val="1002"/>
-        </w:numPr>
-      </w:pPr>
-      <w:r>
-        <w:t xml:space="preserve">Designed a modern monorepo architecture with Yarn workspaces and Vite, enabling React package code sharing while maintaining AngularJS/Webpack compatibility.</w:t>
-      </w:r>
-    </w:p>
-    <w:p>
-      <w:pPr>
-        <w:pStyle w:val="Compact"/>
-        <w:numPr>
-          <w:ilvl w:val="0"/>
-          <w:numId w:val="1002"/>
-        </w:numPr>
-      </w:pPr>
-      <w:r>
-        <w:t xml:space="preserve">Established a feature management strategy using LaunchDarkly for controlled rollouts and A/B testing.</w:t>
-      </w:r>
-    </w:p>
-    <w:p>
-      <w:pPr>
-        <w:pStyle w:val="FirstParagraph"/>
-      </w:pPr>
+        <w:t xml:space="preserve">Languages/Runtimes</w:t>
+      </w:r>
+      <w:r>
+        <w:t xml:space="preserve">:</w:t>
+      </w:r>
+      <w:r>
+        <w:t xml:space="preserve"> </w:t>
+      </w:r>
+      <w:r>
+        <w:br/>
+      </w:r>
       <w:r>
         <w:rPr>
+          <w:b/>
+          <w:bCs/>
           <w:i/>
           <w:iCs/>
         </w:rPr>
-        <w:t xml:space="preserve">TypeScript, React, Express, Node.js, MSSQL, Elasticsearch, AWS Cognito, Snowflake, LaunchDarkly, Yarn, Vite, AngularJS, Webpack</w:t>
-      </w:r>
-    </w:p>
-    <w:bookmarkEnd w:id="11"/>
-    <w:bookmarkStart w:id="12" w:name="X7af951c9f9154a8a30e3b41c602057359773846"/>
-    <w:p>
-      <w:pPr>
-        <w:pStyle w:val="Heading3"/>
-      </w:pPr>
-      <w:r>
-        <w:t xml:space="preserve">Senior Consultant | Morgan Stanley (03/2018 - 08/2020)</w:t>
-      </w:r>
-    </w:p>
-    <w:p>
-      <w:pPr>
-        <w:pStyle w:val="Compact"/>
-        <w:numPr>
-          <w:ilvl w:val="0"/>
-          <w:numId w:val="1003"/>
-        </w:numPr>
-      </w:pPr>
-      <w:r>
-        <w:t xml:space="preserve">Architected and built the UIs, APIs, and infrastructure for the Fixed Income real-time finance, budget, and headcount dashboards.</w:t>
-      </w:r>
-    </w:p>
-    <w:p>
-      <w:pPr>
-        <w:pStyle w:val="Compact"/>
-        <w:numPr>
-          <w:ilvl w:val="0"/>
-          <w:numId w:val="1003"/>
-        </w:numPr>
-      </w:pPr>
-      <w:r>
-        <w:t xml:space="preserve">Modernized the API architecture with Node.js/Express, creating user-friendly APIs while leveraging KDB+/Q for real-time stream processing of large financial datasets.</w:t>
-      </w:r>
-    </w:p>
-    <w:p>
-      <w:pPr>
-        <w:pStyle w:val="Compact"/>
-        <w:numPr>
-          <w:ilvl w:val="0"/>
-          <w:numId w:val="1003"/>
-        </w:numPr>
-      </w:pPr>
-      <w:r>
-        <w:t xml:space="preserve">Migrated the Cross Desk Administration platform from AngularJS to React on a module-by-module basis until the legacy framework was fully removed.</w:t>
-      </w:r>
-    </w:p>
-    <w:p>
-      <w:pPr>
-        <w:pStyle w:val="Compact"/>
-        <w:numPr>
-          <w:ilvl w:val="0"/>
-          <w:numId w:val="1003"/>
-        </w:numPr>
-      </w:pPr>
-      <w:r>
-        <w:t xml:space="preserve">Built a dashboard, UI, and API for the Fixed Income Finance Email Builder and Scheduler.</w:t>
-      </w:r>
-    </w:p>
-    <w:p>
-      <w:pPr>
-        <w:pStyle w:val="FirstParagraph"/>
-      </w:pPr>
+        <w:t xml:space="preserve">Cloud &amp; DevOps</w:t>
+      </w:r>
+      <w:r>
+        <w:t xml:space="preserve">:</w:t>
+      </w:r>
+      <w:r>
+        <w:t xml:space="preserve"> </w:t>
+      </w:r>
+      <w:r>
+        <w:br/>
+      </w:r>
       <w:r>
         <w:rPr>
+          <w:b/>
+          <w:bCs/>
           <w:i/>
           <w:iCs/>
         </w:rPr>
-        <w:t xml:space="preserve">React, React Hooks, Express, Node.js, KDB+/Q</w:t>
+        <w:t xml:space="preserve">Libraries/Tooling</w:t>
+      </w:r>
+      <w:r>
+        <w:t xml:space="preserve">:</w:t>
+      </w:r>
+      <w:r>
+        <w:t xml:space="preserve"> </w:t>
       </w:r>
     </w:p>
     <w:bookmarkEnd w:id="12"/>
-    <w:bookmarkStart w:id="13" w:name="senior-engineer-okcupid-062017-012018"/>
+    <w:bookmarkStart w:id="29" w:name="professional-experience"/>
+    <w:p>
+      <w:pPr>
+        <w:pStyle w:val="Heading2"/>
+      </w:pPr>
+      <w:r>
+        <w:t xml:space="preserve">Professional Experience</w:t>
+      </w:r>
+    </w:p>
+    <w:bookmarkStart w:id="13" w:name="X734f2e55722219e5227b914f4bfe25e2bb7a245"/>
     <w:p>
       <w:pPr>
         <w:pStyle w:val="Heading3"/>
       </w:pPr>
       <w:r>
-        <w:t xml:space="preserve">Senior Engineer | OkCupid (06/2017 – 01/2018)</w:t>
+        <w:t xml:space="preserve">Founding Developer | Odva.ai</w:t>
+      </w:r>
+      <w:r>
+        <w:t xml:space="preserve"> </w:t>
+      </w:r>
+      <w:r>
+        <w:t xml:space="preserve">02/2025 – Present</w:t>
+      </w:r>
+    </w:p>
+    <w:p>
+      <w:pPr>
+        <w:pStyle w:val="Compact"/>
+        <w:numPr>
+          <w:ilvl w:val="0"/>
+          <w:numId w:val="1001"/>
+        </w:numPr>
+      </w:pPr>
+      <w:r>
+        <w:t xml:space="preserve">Building a Bun monorepo from the ground up for unified backend and frontend APIs.</w:t>
+      </w:r>
+    </w:p>
+    <w:p>
+      <w:pPr>
+        <w:pStyle w:val="Compact"/>
+        <w:numPr>
+          <w:ilvl w:val="0"/>
+          <w:numId w:val="1001"/>
+        </w:numPr>
+      </w:pPr>
+      <w:r>
+        <w:t xml:space="preserve">Created a TypeScript SSE library for communicating with LLM APIs using OpenRouter.ai’s schema.</w:t>
+      </w:r>
+    </w:p>
+    <w:p>
+      <w:pPr>
+        <w:pStyle w:val="Compact"/>
+        <w:numPr>
+          <w:ilvl w:val="0"/>
+          <w:numId w:val="1001"/>
+        </w:numPr>
+      </w:pPr>
+      <w:r>
+        <w:t xml:space="preserve">Integrated Llama Guard 4 for real-time safety filtering of LLM inputs.</w:t>
+      </w:r>
+    </w:p>
+    <w:p>
+      <w:pPr>
+        <w:pStyle w:val="Compact"/>
+        <w:numPr>
+          <w:ilvl w:val="0"/>
+          <w:numId w:val="1001"/>
+        </w:numPr>
+      </w:pPr>
+      <w:r>
+        <w:t xml:space="preserve">Developed the “Intelliguard” service to filter LLM outputs before reaching agents or users.</w:t>
+      </w:r>
+    </w:p>
+    <w:bookmarkEnd w:id="13"/>
+    <w:bookmarkStart w:id="14" w:name="X40a122425ab2b6de1eed871ef67ee874b7176a1"/>
+    <w:p>
+      <w:pPr>
+        <w:pStyle w:val="Heading3"/>
+      </w:pPr>
+      <w:r>
+        <w:t xml:space="preserve">Senior Technology Consultant | ExodusPoint - Contract</w:t>
+      </w:r>
+      <w:r>
+        <w:t xml:space="preserve"> </w:t>
+      </w:r>
+      <w:r>
+        <w:t xml:space="preserve">07/2021 – 07/2025</w:t>
+      </w:r>
+    </w:p>
+    <w:p>
+      <w:pPr>
+        <w:pStyle w:val="Compact"/>
+        <w:numPr>
+          <w:ilvl w:val="0"/>
+          <w:numId w:val="1002"/>
+        </w:numPr>
+      </w:pPr>
+      <w:r>
+        <w:t xml:space="preserve">Overhauled the development and deployment lifecycle by architecting a new CI/CD pipeline (GitLab, Kubernetes, Helm, Docker) and driving adoption of a monorepo strategy (NX, PNPM), which cut CI build times by over 50% and enabled fully automated deployments.</w:t>
+      </w:r>
+    </w:p>
+    <w:p>
+      <w:pPr>
+        <w:pStyle w:val="Compact"/>
+        <w:numPr>
+          <w:ilvl w:val="0"/>
+          <w:numId w:val="1002"/>
+        </w:numPr>
+      </w:pPr>
+      <w:r>
+        <w:t xml:space="preserve">Architected and delivered a real-time dashboard for monitoring trade executions, providing critical visibility for trading operations and improving risk assessment.</w:t>
+      </w:r>
+    </w:p>
+    <w:p>
+      <w:pPr>
+        <w:pStyle w:val="Compact"/>
+        <w:numPr>
+          <w:ilvl w:val="0"/>
+          <w:numId w:val="1002"/>
+        </w:numPr>
+      </w:pPr>
+      <w:r>
+        <w:t xml:space="preserve">Developed a stress-testing platform applying historical market volatility to live portfolio data for forward-looking risk analysis.</w:t>
+      </w:r>
+    </w:p>
+    <w:p>
+      <w:pPr>
+        <w:pStyle w:val="Compact"/>
+        <w:numPr>
+          <w:ilvl w:val="0"/>
+          <w:numId w:val="1002"/>
+        </w:numPr>
+      </w:pPr>
+      <w:r>
+        <w:t xml:space="preserve">Developed a real-time options pricing dashboard for exotic derivatives with PV calculations based on live market data and user-defined barriers.</w:t>
+      </w:r>
+    </w:p>
+    <w:p>
+      <w:pPr>
+        <w:pStyle w:val="Compact"/>
+        <w:numPr>
+          <w:ilvl w:val="0"/>
+          <w:numId w:val="1002"/>
+        </w:numPr>
+      </w:pPr>
+      <w:r>
+        <w:t xml:space="preserve">Delivered a bonus allocation API and frontend to automate year-end compensation workflows.</w:t>
+      </w:r>
+    </w:p>
+    <w:p>
+      <w:pPr>
+        <w:pStyle w:val="Compact"/>
+        <w:numPr>
+          <w:ilvl w:val="0"/>
+          <w:numId w:val="1002"/>
+        </w:numPr>
+      </w:pPr>
+      <w:r>
+        <w:t xml:space="preserve">Built calendar event APIs and UIs to support scheduling integration across internal tools.</w:t>
+      </w:r>
+    </w:p>
+    <w:bookmarkEnd w:id="14"/>
+    <w:bookmarkStart w:id="15" w:name="Xbb6e2e1a5a9ef1cd17d9dda1a287febe1e1bc43"/>
+    <w:p>
+      <w:pPr>
+        <w:pStyle w:val="Heading3"/>
+      </w:pPr>
+      <w:r>
+        <w:t xml:space="preserve">Lead Software Architect | MSCI Inc. </w:t>
+      </w:r>
+      <w:r>
+        <w:t xml:space="preserve">10/2020 - 11/2023</w:t>
+      </w:r>
+    </w:p>
+    <w:p>
+      <w:pPr>
+        <w:pStyle w:val="Compact"/>
+        <w:numPr>
+          <w:ilvl w:val="0"/>
+          <w:numId w:val="1003"/>
+        </w:numPr>
+      </w:pPr>
+      <w:r>
+        <w:t xml:space="preserve">Architected Climate Value-at-Risk dashboard integration, enabling institutional investors to quantify the financial impact of climate change on real estate using a React frontend, REST APIs, and a backend integrating MSSQL and Elasticsearch.</w:t>
+      </w:r>
+    </w:p>
+    <w:p>
+      <w:pPr>
+        <w:pStyle w:val="Compact"/>
+        <w:numPr>
+          <w:ilvl w:val="0"/>
+          <w:numId w:val="1003"/>
+        </w:numPr>
+      </w:pPr>
+      <w:r>
+        <w:t xml:space="preserve">Engineered a scalable data pipeline to migrate real estate data from MSSQL to Snowflake, enabling enhanced analytics for clients.</w:t>
+      </w:r>
+    </w:p>
+    <w:p>
+      <w:pPr>
+        <w:pStyle w:val="Compact"/>
+        <w:numPr>
+          <w:ilvl w:val="0"/>
+          <w:numId w:val="1003"/>
+        </w:numPr>
+      </w:pPr>
+      <w:r>
+        <w:t xml:space="preserve">Implemented a secure, multi-application authentication and authorization system using AWS Cognito and Node.js.</w:t>
+      </w:r>
+    </w:p>
+    <w:p>
+      <w:pPr>
+        <w:pStyle w:val="Compact"/>
+        <w:numPr>
+          <w:ilvl w:val="0"/>
+          <w:numId w:val="1003"/>
+        </w:numPr>
+      </w:pPr>
+      <w:r>
+        <w:t xml:space="preserve">Designed a modern monorepo architecture with Yarn workspaces and Vite, enabling code sharing between modern React packages and a legacy AngularJS application.</w:t>
+      </w:r>
+    </w:p>
+    <w:p>
+      <w:pPr>
+        <w:pStyle w:val="Compact"/>
+        <w:numPr>
+          <w:ilvl w:val="0"/>
+          <w:numId w:val="1003"/>
+        </w:numPr>
+      </w:pPr>
+      <w:r>
+        <w:t xml:space="preserve">Established a feature management strategy using LaunchDarkly for controlled rollouts and A/B testing.</w:t>
+      </w:r>
+    </w:p>
+    <w:bookmarkEnd w:id="15"/>
+    <w:bookmarkStart w:id="16" w:name="Xab4ab9dab894df313192a3e42e06c7f7d0542d6"/>
+    <w:p>
+      <w:pPr>
+        <w:pStyle w:val="Heading3"/>
+      </w:pPr>
+      <w:r>
+        <w:t xml:space="preserve">Senior Technology Consultant | Morgan Stanley</w:t>
+      </w:r>
+      <w:r>
+        <w:t xml:space="preserve"> </w:t>
+      </w:r>
+      <w:r>
+        <w:t xml:space="preserve">03/2018 - 08/2020</w:t>
       </w:r>
     </w:p>
     <w:p>
@@ -713,6 +443,70 @@
         </w:numPr>
       </w:pPr>
       <w:r>
+        <w:t xml:space="preserve">Architected and built the UIs, APIs, and infrastructure for the Fixed Income real-time finance, budget, and headcount dashboards.</w:t>
+      </w:r>
+    </w:p>
+    <w:p>
+      <w:pPr>
+        <w:pStyle w:val="Compact"/>
+        <w:numPr>
+          <w:ilvl w:val="0"/>
+          <w:numId w:val="1004"/>
+        </w:numPr>
+      </w:pPr>
+      <w:r>
+        <w:t xml:space="preserve">Modernized the API architecture with Node.js/Express, creating user-friendly APIs while leveraging KDB+/Q for real-time stream processing of large financial datasets.</w:t>
+      </w:r>
+    </w:p>
+    <w:p>
+      <w:pPr>
+        <w:pStyle w:val="Compact"/>
+        <w:numPr>
+          <w:ilvl w:val="0"/>
+          <w:numId w:val="1004"/>
+        </w:numPr>
+      </w:pPr>
+      <w:r>
+        <w:t xml:space="preserve">Migrated the Cross Desk Administration platform from AngularJS to React on a module-by-module basis until the legacy framework was fully removed.</w:t>
+      </w:r>
+    </w:p>
+    <w:p>
+      <w:pPr>
+        <w:pStyle w:val="Compact"/>
+        <w:numPr>
+          <w:ilvl w:val="0"/>
+          <w:numId w:val="1004"/>
+        </w:numPr>
+      </w:pPr>
+      <w:r>
+        <w:t xml:space="preserve">Built a dashboard, UI, and API for the Fixed Income Finance Email Builder and Scheduler.</w:t>
+      </w:r>
+    </w:p>
+    <w:bookmarkEnd w:id="16"/>
+    <w:bookmarkStart w:id="17" w:name="senior-engineer-okcupid-062017-012018"/>
+    <w:p>
+      <w:pPr>
+        <w:pStyle w:val="Heading3"/>
+      </w:pPr>
+      <w:r>
+        <w:t xml:space="preserve">Senior Engineer | OkCupid</w:t>
+      </w:r>
+      <w:r>
+        <w:t xml:space="preserve"> </w:t>
+      </w:r>
+      <w:r>
+        <w:t xml:space="preserve">06/2017 – 01/2018</w:t>
+      </w:r>
+    </w:p>
+    <w:p>
+      <w:pPr>
+        <w:pStyle w:val="Compact"/>
+        <w:numPr>
+          <w:ilvl w:val="0"/>
+          <w:numId w:val="1005"/>
+        </w:numPr>
+      </w:pPr>
+      <w:r>
         <w:t xml:space="preserve">Built an administrative portal for moderators to review fake profiles and abusive messages.</w:t>
       </w:r>
     </w:p>
@@ -721,7 +515,7 @@
         <w:pStyle w:val="Compact"/>
         <w:numPr>
           <w:ilvl w:val="0"/>
-          <w:numId w:val="1004"/>
+          <w:numId w:val="1005"/>
         </w:numPr>
       </w:pPr>
       <w:r>
@@ -733,514 +527,422 @@
         <w:pStyle w:val="Compact"/>
         <w:numPr>
           <w:ilvl w:val="0"/>
-          <w:numId w:val="1004"/>
+          <w:numId w:val="1005"/>
         </w:numPr>
       </w:pPr>
       <w:r>
         <w:t xml:space="preserve">Implemented a payment frontend with backend API integration.</w:t>
       </w:r>
     </w:p>
+    <w:bookmarkEnd w:id="17"/>
+    <w:bookmarkStart w:id="18" w:name="X84fd9f7aff7943d892364ae4a52e04152cb0499"/>
+    <w:p>
+      <w:pPr>
+        <w:pStyle w:val="Heading3"/>
+      </w:pPr>
+      <w:r>
+        <w:t xml:space="preserve">Co-Founder | Swett/Pineaapl.io</w:t>
+      </w:r>
+      <w:r>
+        <w:t xml:space="preserve"> </w:t>
+      </w:r>
+      <w:r>
+        <w:t xml:space="preserve">08/2015 – 12/2017</w:t>
+      </w:r>
+    </w:p>
+    <w:p>
+      <w:pPr>
+        <w:pStyle w:val="Compact"/>
+        <w:numPr>
+          <w:ilvl w:val="0"/>
+          <w:numId w:val="1006"/>
+        </w:numPr>
+      </w:pPr>
+      <w:r>
+        <w:t xml:space="preserve">Built an automated exercise tracking application linking hardware beacons with gym equipment to track cardio distances and free weight repetitions.</w:t>
+      </w:r>
+    </w:p>
+    <w:p>
+      <w:pPr>
+        <w:pStyle w:val="Compact"/>
+        <w:numPr>
+          <w:ilvl w:val="0"/>
+          <w:numId w:val="1006"/>
+        </w:numPr>
+      </w:pPr>
+      <w:r>
+        <w:t xml:space="preserve">Created a real-time analytics system to gather customer feedback on service, speed, and quality metrics at checkout.</w:t>
+      </w:r>
+    </w:p>
+    <w:p>
+      <w:pPr>
+        <w:pStyle w:val="Compact"/>
+        <w:numPr>
+          <w:ilvl w:val="0"/>
+          <w:numId w:val="1006"/>
+        </w:numPr>
+      </w:pPr>
+      <w:r>
+        <w:t xml:space="preserve">Developed a dashboard analyzing customer ratings with hourly, daily, and weekly breakdowns to identify performance issues.</w:t>
+      </w:r>
+    </w:p>
+    <w:bookmarkEnd w:id="18"/>
+    <w:bookmarkStart w:id="19" w:name="Xfb2f3e7e96f5d939b1ee65b418a8465c2af8ce1"/>
+    <w:p>
+      <w:pPr>
+        <w:pStyle w:val="Heading3"/>
+      </w:pPr>
+      <w:r>
+        <w:t xml:space="preserve">Senior Software Engineer | Yieldmo</w:t>
+      </w:r>
+      <w:r>
+        <w:t xml:space="preserve"> </w:t>
+      </w:r>
+      <w:r>
+        <w:t xml:space="preserve">02/2016 – 05/2017</w:t>
+      </w:r>
+    </w:p>
+    <w:p>
+      <w:pPr>
+        <w:pStyle w:val="Compact"/>
+        <w:numPr>
+          <w:ilvl w:val="0"/>
+          <w:numId w:val="1007"/>
+        </w:numPr>
+      </w:pPr>
+      <w:r>
+        <w:t xml:space="preserve">Built an internal full-stack application using Node.js/GraphQL and React/Redux to manage and generate ad creatives for deployment on Google’s DFP.</w:t>
+      </w:r>
+    </w:p>
+    <w:bookmarkEnd w:id="19"/>
+    <w:bookmarkStart w:id="20" w:name="consultant-goldman-sachs-122015-022016"/>
+    <w:p>
+      <w:pPr>
+        <w:pStyle w:val="Heading3"/>
+      </w:pPr>
+      <w:r>
+        <w:t xml:space="preserve">Consultant | Goldman Sachs</w:t>
+      </w:r>
+      <w:r>
+        <w:t xml:space="preserve"> </w:t>
+      </w:r>
+      <w:r>
+        <w:t xml:space="preserve">12/2015 – 02/2016</w:t>
+      </w:r>
+    </w:p>
+    <w:p>
+      <w:pPr>
+        <w:pStyle w:val="Compact"/>
+        <w:numPr>
+          <w:ilvl w:val="0"/>
+          <w:numId w:val="1008"/>
+        </w:numPr>
+      </w:pPr>
+      <w:r>
+        <w:t xml:space="preserve">Developed a firm-wide build tool for internal frontend JavaScript products.</w:t>
+      </w:r>
+    </w:p>
+    <w:bookmarkEnd w:id="20"/>
+    <w:bookmarkStart w:id="21" w:name="consultant-shutterstock-092015-112015"/>
+    <w:p>
+      <w:pPr>
+        <w:pStyle w:val="Heading3"/>
+      </w:pPr>
+      <w:r>
+        <w:t xml:space="preserve">Consultant | Shutterstock</w:t>
+      </w:r>
+      <w:r>
+        <w:t xml:space="preserve"> </w:t>
+      </w:r>
+      <w:r>
+        <w:t xml:space="preserve">09/2015 – 11/2015</w:t>
+      </w:r>
+    </w:p>
+    <w:p>
+      <w:pPr>
+        <w:pStyle w:val="Compact"/>
+        <w:numPr>
+          <w:ilvl w:val="0"/>
+          <w:numId w:val="1009"/>
+        </w:numPr>
+      </w:pPr>
+      <w:r>
+        <w:t xml:space="preserve">Built an internal PayPal Express Payment API for a Sinatra-based e-commerce payment gateway.</w:t>
+      </w:r>
+    </w:p>
+    <w:bookmarkEnd w:id="21"/>
+    <w:bookmarkStart w:id="22" w:name="X57e8fc9eef36b6e03ac66a366bdfc811ae59654"/>
+    <w:p>
+      <w:pPr>
+        <w:pStyle w:val="Heading3"/>
+      </w:pPr>
+      <w:r>
+        <w:t xml:space="preserve">Senior Frontend Software Engineer | MallHawk, Inc</w:t>
+      </w:r>
+      <w:r>
+        <w:t xml:space="preserve"> </w:t>
+      </w:r>
+      <w:r>
+        <w:t xml:space="preserve">09/2014 – 09/2015</w:t>
+      </w:r>
+    </w:p>
+    <w:p>
+      <w:pPr>
+        <w:pStyle w:val="Compact"/>
+        <w:numPr>
+          <w:ilvl w:val="0"/>
+          <w:numId w:val="1010"/>
+        </w:numPr>
+      </w:pPr>
+      <w:r>
+        <w:t xml:space="preserve">Built</w:t>
+      </w:r>
+      <w:r>
+        <w:t xml:space="preserve"> </w:t>
+      </w:r>
+      <w:r>
+        <w:t xml:space="preserve">“I Wanna v1”</w:t>
+      </w:r>
+      <w:r>
+        <w:t xml:space="preserve">, a location-based application suggesting destinations with vendor discounts.</w:t>
+      </w:r>
+    </w:p>
+    <w:p>
+      <w:pPr>
+        <w:pStyle w:val="Compact"/>
+        <w:numPr>
+          <w:ilvl w:val="0"/>
+          <w:numId w:val="1010"/>
+        </w:numPr>
+      </w:pPr>
+      <w:r>
+        <w:t xml:space="preserve">Built</w:t>
+      </w:r>
+      <w:r>
+        <w:t xml:space="preserve"> </w:t>
+      </w:r>
+      <w:r>
+        <w:t xml:space="preserve">“MallHawk v1”</w:t>
+      </w:r>
+      <w:r>
+        <w:t xml:space="preserve">, a marketplace for local vendors to compete with online retailers via an automated reverse auction system.</w:t>
+      </w:r>
+    </w:p>
+    <w:bookmarkEnd w:id="22"/>
+    <w:bookmarkStart w:id="23" w:name="consultant-high5games-032014-092014"/>
+    <w:p>
+      <w:pPr>
+        <w:pStyle w:val="Heading3"/>
+      </w:pPr>
+      <w:r>
+        <w:t xml:space="preserve">Consultant | High5Games</w:t>
+      </w:r>
+      <w:r>
+        <w:t xml:space="preserve"> </w:t>
+      </w:r>
+      <w:r>
+        <w:t xml:space="preserve">03/2014 – 09/2014</w:t>
+      </w:r>
+    </w:p>
+    <w:p>
+      <w:pPr>
+        <w:pStyle w:val="Compact"/>
+        <w:numPr>
+          <w:ilvl w:val="0"/>
+          <w:numId w:val="1011"/>
+        </w:numPr>
+      </w:pPr>
+      <w:r>
+        <w:t xml:space="preserve">Built a UI and API for filtering, sorting, and searching internal game data.</w:t>
+      </w:r>
+    </w:p>
+    <w:bookmarkEnd w:id="23"/>
+    <w:bookmarkStart w:id="24" w:name="X7c594b8c52eda2d442f69bad34b093d5fd4a5b5"/>
+    <w:p>
+      <w:pPr>
+        <w:pStyle w:val="Heading3"/>
+      </w:pPr>
+      <w:r>
+        <w:t xml:space="preserve">Senior Software Developer | Shopbeam</w:t>
+      </w:r>
+      <w:r>
+        <w:t xml:space="preserve"> </w:t>
+      </w:r>
+      <w:r>
+        <w:t xml:space="preserve">03/2013 – 03/2014</w:t>
+      </w:r>
+    </w:p>
+    <w:p>
+      <w:pPr>
+        <w:pStyle w:val="Compact"/>
+        <w:numPr>
+          <w:ilvl w:val="0"/>
+          <w:numId w:val="1012"/>
+        </w:numPr>
+      </w:pPr>
+      <w:r>
+        <w:t xml:space="preserve">Built an infinite-scrolling dashboard for content publishers.</w:t>
+      </w:r>
+    </w:p>
+    <w:p>
+      <w:pPr>
+        <w:pStyle w:val="Compact"/>
+        <w:numPr>
+          <w:ilvl w:val="0"/>
+          <w:numId w:val="1012"/>
+        </w:numPr>
+      </w:pPr>
+      <w:r>
+        <w:t xml:space="preserve">Created a Node.js module for streaming and storing images on AWS S3.</w:t>
+      </w:r>
+    </w:p>
+    <w:bookmarkEnd w:id="24"/>
+    <w:bookmarkStart w:id="25" w:name="X4a800c95c32b7a5a1747e51eed5170aa6520ff8"/>
+    <w:p>
+      <w:pPr>
+        <w:pStyle w:val="Heading3"/>
+      </w:pPr>
+      <w:r>
+        <w:t xml:space="preserve">Senior Software Developer | ICC Lowe Thermal</w:t>
+      </w:r>
+      <w:r>
+        <w:t xml:space="preserve"> </w:t>
+      </w:r>
+      <w:r>
+        <w:t xml:space="preserve">03/2011 – 09/2012</w:t>
+      </w:r>
+    </w:p>
+    <w:p>
+      <w:pPr>
+        <w:pStyle w:val="Compact"/>
+        <w:numPr>
+          <w:ilvl w:val="0"/>
+          <w:numId w:val="1013"/>
+        </w:numPr>
+      </w:pPr>
+      <w:r>
+        <w:t xml:space="preserve">Developed a system to distribute sales aids (PDFs, videos, HTML5 apps) to an iPad client from a web-based administrative portal.</w:t>
+      </w:r>
+    </w:p>
+    <w:p>
+      <w:pPr>
+        <w:pStyle w:val="Compact"/>
+        <w:numPr>
+          <w:ilvl w:val="0"/>
+          <w:numId w:val="1013"/>
+        </w:numPr>
+      </w:pPr>
+      <w:r>
+        <w:t xml:space="preserve">Created a cross-platform document management iPad app for Johnson &amp; Johnson’s Vision Care Institute.</w:t>
+      </w:r>
+    </w:p>
+    <w:p>
+      <w:pPr>
+        <w:pStyle w:val="Compact"/>
+        <w:numPr>
+          <w:ilvl w:val="0"/>
+          <w:numId w:val="1013"/>
+        </w:numPr>
+      </w:pPr>
+      <w:r>
+        <w:t xml:space="preserve">Built a four-player Microsoft Surface video game featured at the National Hemophilia Foundation expo.</w:t>
+      </w:r>
+    </w:p>
+    <w:bookmarkEnd w:id="25"/>
+    <w:bookmarkStart w:id="26" w:name="X0a29d428afbd917b114717a6349422b36a1e253"/>
+    <w:p>
+      <w:pPr>
+        <w:pStyle w:val="Heading3"/>
+      </w:pPr>
+      <w:r>
+        <w:t xml:space="preserve">Software Developer | Rutgers University</w:t>
+      </w:r>
+      <w:r>
+        <w:t xml:space="preserve"> </w:t>
+      </w:r>
+      <w:r>
+        <w:t xml:space="preserve">03/2010 – 03/2011</w:t>
+      </w:r>
+    </w:p>
+    <w:p>
+      <w:pPr>
+        <w:pStyle w:val="Compact"/>
+        <w:numPr>
+          <w:ilvl w:val="0"/>
+          <w:numId w:val="1014"/>
+        </w:numPr>
+      </w:pPr>
+      <w:r>
+        <w:t xml:space="preserve">Developed a robust user input framework for the university’s undergraduate application system.</w:t>
+      </w:r>
+    </w:p>
+    <w:p>
+      <w:pPr>
+        <w:pStyle w:val="Compact"/>
+        <w:numPr>
+          <w:ilvl w:val="0"/>
+          <w:numId w:val="1014"/>
+        </w:numPr>
+      </w:pPr>
+      <w:r>
+        <w:t xml:space="preserve">Performed unit and integration testing using JUnit, Dojo Objective Harness, and Selenium.</w:t>
+      </w:r>
+    </w:p>
+    <w:bookmarkEnd w:id="26"/>
+    <w:bookmarkStart w:id="27" w:name="programmer-chromecell-092009-032011"/>
+    <w:p>
+      <w:pPr>
+        <w:pStyle w:val="Heading3"/>
+      </w:pPr>
+      <w:r>
+        <w:t xml:space="preserve">Programmer | Chromecell</w:t>
+      </w:r>
+      <w:r>
+        <w:t xml:space="preserve"> </w:t>
+      </w:r>
+      <w:r>
+        <w:t xml:space="preserve">09/2009 – 03/2011</w:t>
+      </w:r>
+    </w:p>
+    <w:p>
+      <w:pPr>
+        <w:pStyle w:val="Compact"/>
+        <w:numPr>
+          <w:ilvl w:val="0"/>
+          <w:numId w:val="1015"/>
+        </w:numPr>
+      </w:pPr>
+      <w:r>
+        <w:t xml:space="preserve">Designed and built a data acquisition, mapping, and analysis program for automated lineage tracking of cell line clones used in therapeutic drug discovery.</w:t>
+      </w:r>
+    </w:p>
+    <w:bookmarkEnd w:id="27"/>
+    <w:bookmarkStart w:id="28" w:name="education"/>
+    <w:p>
+      <w:pPr>
+        <w:pStyle w:val="Heading3"/>
+      </w:pPr>
+      <w:r>
+        <w:t xml:space="preserve">Education</w:t>
+      </w:r>
+    </w:p>
     <w:p>
       <w:pPr>
         <w:pStyle w:val="FirstParagraph"/>
       </w:pPr>
       <w:r>
-        <w:rPr>
-          <w:i/>
-          <w:iCs/>
-        </w:rPr>
-        <w:t xml:space="preserve">React, Redux, Node.js, Sass, Docker</w:t>
-      </w:r>
-    </w:p>
-    <w:bookmarkEnd w:id="13"/>
-    <w:bookmarkStart w:id="14" w:name="X84fd9f7aff7943d892364ae4a52e04152cb0499"/>
-    <w:p>
-      <w:pPr>
-        <w:pStyle w:val="Heading3"/>
-      </w:pPr>
-      <w:r>
-        <w:t xml:space="preserve">Co-Founder | Swett/Pineaapl.io (08/2015 – 12/2017)</w:t>
-      </w:r>
-    </w:p>
-    <w:p>
-      <w:pPr>
-        <w:pStyle w:val="Compact"/>
-        <w:numPr>
-          <w:ilvl w:val="0"/>
-          <w:numId w:val="1005"/>
-        </w:numPr>
-      </w:pPr>
-      <w:r>
-        <w:t xml:space="preserve">Built an automated exercise tracking application linking hardware beacons with gym equipment to track cardio distances and free weight repetitions.</w:t>
-      </w:r>
-    </w:p>
-    <w:p>
-      <w:pPr>
-        <w:pStyle w:val="Compact"/>
-        <w:numPr>
-          <w:ilvl w:val="0"/>
-          <w:numId w:val="1005"/>
-        </w:numPr>
-      </w:pPr>
-      <w:r>
-        <w:t xml:space="preserve">Created a real-time analytics system to gather customer feedback on service, speed, and quality metrics at checkout.</w:t>
-      </w:r>
-    </w:p>
-    <w:p>
-      <w:pPr>
-        <w:pStyle w:val="Compact"/>
-        <w:numPr>
-          <w:ilvl w:val="0"/>
-          <w:numId w:val="1005"/>
-        </w:numPr>
-      </w:pPr>
-      <w:r>
-        <w:t xml:space="preserve">Developed a dashboard analyzing customer ratings with hourly, daily, and weekly breakdowns to identify performance issues.</w:t>
-      </w:r>
-    </w:p>
-    <w:p>
-      <w:pPr>
-        <w:pStyle w:val="FirstParagraph"/>
-      </w:pPr>
-      <w:r>
-        <w:rPr>
-          <w:i/>
-          <w:iCs/>
-        </w:rPr>
-        <w:t xml:space="preserve">Swift, React Native, React, Redux, Node.js, Express, Sequelize, PostgreSQL, Docker, Firebase, Estimote Beacons</w:t>
-      </w:r>
-    </w:p>
-    <w:bookmarkEnd w:id="14"/>
-    <w:bookmarkStart w:id="15" w:name="Xfb2f3e7e96f5d939b1ee65b418a8465c2af8ce1"/>
-    <w:p>
-      <w:pPr>
-        <w:pStyle w:val="Heading3"/>
-      </w:pPr>
-      <w:r>
-        <w:t xml:space="preserve">Senior Software Engineer | Yieldmo (02/2016 – 05/2017)</w:t>
-      </w:r>
-    </w:p>
-    <w:p>
-      <w:pPr>
-        <w:pStyle w:val="Compact"/>
-        <w:numPr>
-          <w:ilvl w:val="0"/>
-          <w:numId w:val="1006"/>
-        </w:numPr>
-      </w:pPr>
-      <w:r>
-        <w:t xml:space="preserve">Built an internal full-stack application using Node.js/GraphQL and React/Redux to manage and generate ad creatives for deployment on Google’s DFP.</w:t>
-      </w:r>
-    </w:p>
-    <w:p>
-      <w:pPr>
-        <w:pStyle w:val="FirstParagraph"/>
-      </w:pPr>
-      <w:r>
-        <w:rPr>
-          <w:i/>
-          <w:iCs/>
-        </w:rPr>
-        <w:t xml:space="preserve">React, Redux, GraphQL, Node.js, Express, Docker, Webpack, Mocha, Chai, Enzyme</w:t>
-      </w:r>
-    </w:p>
-    <w:bookmarkEnd w:id="15"/>
-    <w:bookmarkStart w:id="16" w:name="consultant-goldman-sachs-122015-022016"/>
-    <w:p>
-      <w:pPr>
-        <w:pStyle w:val="Heading3"/>
-      </w:pPr>
-      <w:r>
-        <w:t xml:space="preserve">Consultant | Goldman Sachs (12/2015 – 02/2016)</w:t>
-      </w:r>
-    </w:p>
-    <w:p>
-      <w:pPr>
-        <w:pStyle w:val="Compact"/>
-        <w:numPr>
-          <w:ilvl w:val="0"/>
-          <w:numId w:val="1007"/>
-        </w:numPr>
-      </w:pPr>
-      <w:r>
-        <w:t xml:space="preserve">Developed a firm-wide build tool for internal frontend JavaScript products.</w:t>
-      </w:r>
-    </w:p>
-    <w:p>
-      <w:pPr>
-        <w:pStyle w:val="FirstParagraph"/>
-      </w:pPr>
-      <w:r>
-        <w:rPr>
-          <w:i/>
-          <w:iCs/>
-        </w:rPr>
-        <w:t xml:space="preserve">JavaScript, Build Automation, Frontend Development</w:t>
-      </w:r>
-    </w:p>
-    <w:bookmarkEnd w:id="16"/>
-    <w:bookmarkStart w:id="17" w:name="consultant-shutterstock-092015-112015"/>
-    <w:p>
-      <w:pPr>
-        <w:pStyle w:val="Heading3"/>
-      </w:pPr>
-      <w:r>
-        <w:t xml:space="preserve">Consultant | Shutterstock (09/2015 – 11/2015)</w:t>
-      </w:r>
-    </w:p>
-    <w:p>
-      <w:pPr>
-        <w:pStyle w:val="Compact"/>
-        <w:numPr>
-          <w:ilvl w:val="0"/>
-          <w:numId w:val="1008"/>
-        </w:numPr>
-      </w:pPr>
-      <w:r>
-        <w:t xml:space="preserve">Built an internal PayPal Express Payment API for a Sinatra-based e-commerce payment gateway.</w:t>
-      </w:r>
-    </w:p>
-    <w:p>
-      <w:pPr>
-        <w:pStyle w:val="FirstParagraph"/>
-      </w:pPr>
-      <w:r>
-        <w:rPr>
-          <w:i/>
-          <w:iCs/>
-        </w:rPr>
-        <w:t xml:space="preserve">Ruby, Sinatra, API Development, PayPal API</w:t>
-      </w:r>
-    </w:p>
-    <w:bookmarkEnd w:id="17"/>
-    <w:bookmarkStart w:id="18" w:name="X57e8fc9eef36b6e03ac66a366bdfc811ae59654"/>
-    <w:p>
-      <w:pPr>
-        <w:pStyle w:val="Heading3"/>
-      </w:pPr>
-      <w:r>
-        <w:t xml:space="preserve">Senior Frontend Software Engineer | MallHawk, Inc (09/2014 – 09/2015)</w:t>
-      </w:r>
-    </w:p>
-    <w:p>
-      <w:pPr>
-        <w:pStyle w:val="Compact"/>
-        <w:numPr>
-          <w:ilvl w:val="0"/>
-          <w:numId w:val="1009"/>
-        </w:numPr>
-      </w:pPr>
-      <w:r>
-        <w:t xml:space="preserve">Built</w:t>
-      </w:r>
-      <w:r>
-        <w:t xml:space="preserve"> </w:t>
-      </w:r>
-      <w:r>
-        <w:rPr>
-          <w:rStyle w:val="VerbatimChar"/>
-        </w:rPr>
-        <w:t xml:space="preserve">I Wanna v1</w:t>
-      </w:r>
-      <w:r>
-        <w:t xml:space="preserve">, a location-based application suggesting destinations with vendor discounts.</w:t>
-      </w:r>
-    </w:p>
-    <w:p>
-      <w:pPr>
-        <w:pStyle w:val="Compact"/>
-        <w:numPr>
-          <w:ilvl w:val="0"/>
-          <w:numId w:val="1009"/>
-        </w:numPr>
-      </w:pPr>
-      <w:r>
-        <w:t xml:space="preserve">Built</w:t>
-      </w:r>
-      <w:r>
-        <w:t xml:space="preserve"> </w:t>
-      </w:r>
-      <w:r>
-        <w:rPr>
-          <w:rStyle w:val="VerbatimChar"/>
-        </w:rPr>
-        <w:t xml:space="preserve">MallHawk v1</w:t>
-      </w:r>
-      <w:r>
-        <w:t xml:space="preserve">, a marketplace for local vendors to compete with online retailers via an automated reverse auction system.</w:t>
-      </w:r>
-    </w:p>
-    <w:p>
-      <w:pPr>
-        <w:pStyle w:val="FirstParagraph"/>
-      </w:pPr>
-      <w:r>
-        <w:rPr>
-          <w:i/>
-          <w:iCs/>
-        </w:rPr>
-        <w:t xml:space="preserve">Ember, Objective-C, Alamofire, PromiseKit, RestKit</w:t>
-      </w:r>
-    </w:p>
-    <w:bookmarkEnd w:id="18"/>
-    <w:bookmarkStart w:id="19" w:name="consultant-high5games-032014-092014"/>
-    <w:p>
-      <w:pPr>
-        <w:pStyle w:val="Heading3"/>
-      </w:pPr>
-      <w:r>
-        <w:t xml:space="preserve">Consultant | High5Games (03/2014 – 09/2014)</w:t>
-      </w:r>
-    </w:p>
-    <w:p>
-      <w:pPr>
-        <w:pStyle w:val="Compact"/>
-        <w:numPr>
-          <w:ilvl w:val="0"/>
-          <w:numId w:val="1010"/>
-        </w:numPr>
-      </w:pPr>
-      <w:r>
-        <w:t xml:space="preserve">Built a UI and API for filtering, sorting, and searching internal game data.</w:t>
-      </w:r>
-    </w:p>
-    <w:p>
-      <w:pPr>
-        <w:pStyle w:val="FirstParagraph"/>
-      </w:pPr>
-      <w:r>
-        <w:rPr>
-          <w:i/>
-          <w:iCs/>
-        </w:rPr>
-        <w:t xml:space="preserve">AngularJS, Node.js, Mocha, Chai, Gulp, Browserify, Bootstrap</w:t>
-      </w:r>
-    </w:p>
-    <w:bookmarkEnd w:id="19"/>
-    <w:bookmarkStart w:id="20" w:name="X7c594b8c52eda2d442f69bad34b093d5fd4a5b5"/>
-    <w:p>
-      <w:pPr>
-        <w:pStyle w:val="Heading3"/>
-      </w:pPr>
-      <w:r>
-        <w:t xml:space="preserve">Senior Software Developer | Shopbeam (03/2013 – 03/2014)</w:t>
-      </w:r>
-    </w:p>
-    <w:p>
-      <w:pPr>
-        <w:pStyle w:val="Compact"/>
-        <w:numPr>
-          <w:ilvl w:val="0"/>
-          <w:numId w:val="1011"/>
-        </w:numPr>
-      </w:pPr>
-      <w:r>
-        <w:t xml:space="preserve">Built an infinite-scrolling dashboard for content publishers.</w:t>
-      </w:r>
-    </w:p>
-    <w:p>
-      <w:pPr>
-        <w:pStyle w:val="Compact"/>
-        <w:numPr>
-          <w:ilvl w:val="0"/>
-          <w:numId w:val="1011"/>
-        </w:numPr>
-      </w:pPr>
-      <w:r>
-        <w:t xml:space="preserve">Created a Node.js module for streaming and storing images on AWS S3.</w:t>
-      </w:r>
-    </w:p>
-    <w:p>
-      <w:pPr>
-        <w:pStyle w:val="FirstParagraph"/>
-      </w:pPr>
-      <w:r>
-        <w:rPr>
-          <w:i/>
-          <w:iCs/>
-        </w:rPr>
-        <w:t xml:space="preserve">AngularJS, Node.js, Express, Sequelize, PostgreSQL, Redis, Stylus, Jade</w:t>
-      </w:r>
-    </w:p>
-    <w:bookmarkEnd w:id="20"/>
-    <w:bookmarkStart w:id="21" w:name="X4a800c95c32b7a5a1747e51eed5170aa6520ff8"/>
-    <w:p>
-      <w:pPr>
-        <w:pStyle w:val="Heading3"/>
-      </w:pPr>
-      <w:r>
-        <w:t xml:space="preserve">Senior Software Developer | ICC Lowe Thermal (03/2011 – 09/2012)</w:t>
-      </w:r>
-    </w:p>
-    <w:p>
-      <w:pPr>
-        <w:pStyle w:val="Compact"/>
-        <w:numPr>
-          <w:ilvl w:val="0"/>
-          <w:numId w:val="1012"/>
-        </w:numPr>
-      </w:pPr>
-      <w:r>
-        <w:t xml:space="preserve">Developed a system to distribute sales aids (PDFs, videos, HTML5 apps) to an iPad client from a web-based administrative portal.</w:t>
-      </w:r>
-    </w:p>
-    <w:p>
-      <w:pPr>
-        <w:pStyle w:val="Compact"/>
-        <w:numPr>
-          <w:ilvl w:val="0"/>
-          <w:numId w:val="1012"/>
-        </w:numPr>
-      </w:pPr>
-      <w:r>
-        <w:t xml:space="preserve">Created a cross-platform document management iPad app for Johnson &amp; Johnson’s Vision Care Institute.</w:t>
-      </w:r>
-    </w:p>
-    <w:p>
-      <w:pPr>
-        <w:pStyle w:val="Compact"/>
-        <w:numPr>
-          <w:ilvl w:val="0"/>
-          <w:numId w:val="1012"/>
-        </w:numPr>
-      </w:pPr>
-      <w:r>
-        <w:t xml:space="preserve">Built a four-player Microsoft Surface video game featured at the National Hemophilia Foundation expo.</w:t>
-      </w:r>
-    </w:p>
-    <w:p>
-      <w:pPr>
-        <w:pStyle w:val="FirstParagraph"/>
-      </w:pPr>
-      <w:r>
-        <w:rPr>
-          <w:i/>
-          <w:iCs/>
-        </w:rPr>
-        <w:t xml:space="preserve">Objective-C, C#, Node.js, HTML5, CoffeeScript, PHP, MonoTouch, WPF</w:t>
-      </w:r>
-    </w:p>
-    <w:bookmarkEnd w:id="21"/>
-    <w:bookmarkStart w:id="22" w:name="X0a29d428afbd917b114717a6349422b36a1e253"/>
-    <w:p>
-      <w:pPr>
-        <w:pStyle w:val="Heading3"/>
-      </w:pPr>
-      <w:r>
-        <w:t xml:space="preserve">Software Developer | Rutgers University (03/2010 – 03/2011)</w:t>
-      </w:r>
-    </w:p>
-    <w:p>
-      <w:pPr>
-        <w:pStyle w:val="Compact"/>
-        <w:numPr>
-          <w:ilvl w:val="0"/>
-          <w:numId w:val="1013"/>
-        </w:numPr>
-      </w:pPr>
-      <w:r>
-        <w:t xml:space="preserve">Developed a robust user input framework for the university’s undergraduate application system.</w:t>
-      </w:r>
-    </w:p>
-    <w:p>
-      <w:pPr>
-        <w:pStyle w:val="Compact"/>
-        <w:numPr>
-          <w:ilvl w:val="0"/>
-          <w:numId w:val="1013"/>
-        </w:numPr>
-      </w:pPr>
-      <w:r>
-        <w:t xml:space="preserve">Performed unit and integration testing using JUnit, Dojo Objective Harness, and Selenium.</w:t>
-      </w:r>
-    </w:p>
-    <w:p>
-      <w:pPr>
-        <w:pStyle w:val="FirstParagraph"/>
-      </w:pPr>
-      <w:r>
-        <w:rPr>
-          <w:i/>
-          <w:iCs/>
-        </w:rPr>
-        <w:t xml:space="preserve">Java, JavaScript, Dojo, Spring MVC, Oracle</w:t>
-      </w:r>
-    </w:p>
-    <w:bookmarkEnd w:id="22"/>
-    <w:bookmarkStart w:id="23" w:name="programmer-chromecell-092009-032011"/>
-    <w:p>
-      <w:pPr>
-        <w:pStyle w:val="Heading3"/>
-      </w:pPr>
-      <w:r>
-        <w:t xml:space="preserve">Programmer | Chromecell (09/2009 – 03/2011)</w:t>
-      </w:r>
-    </w:p>
-    <w:p>
-      <w:pPr>
-        <w:pStyle w:val="Compact"/>
-        <w:numPr>
-          <w:ilvl w:val="0"/>
-          <w:numId w:val="1014"/>
-        </w:numPr>
-      </w:pPr>
-      <w:r>
-        <w:t xml:space="preserve">Designed and built a data acquisition, mapping, and analysis program for automated lineage tracking of cell line clones used in therapeutic drug discovery.</w:t>
-      </w:r>
-    </w:p>
-    <w:p>
-      <w:pPr>
-        <w:pStyle w:val="FirstParagraph"/>
-      </w:pPr>
-      <w:r>
-        <w:rPr>
-          <w:i/>
-          <w:iCs/>
-        </w:rPr>
-        <w:t xml:space="preserve">Python, wxPython, Django, COM</w:t>
-      </w:r>
-    </w:p>
-    <w:bookmarkEnd w:id="23"/>
-    <w:bookmarkEnd w:id="24"/>
-    <w:bookmarkStart w:id="25" w:name="education"/>
-    <w:p>
-      <w:pPr>
-        <w:pStyle w:val="Heading2"/>
-      </w:pPr>
-      <w:r>
-        <w:t xml:space="preserve">Education</w:t>
-      </w:r>
-    </w:p>
-    <w:p>
-      <w:pPr>
-        <w:pStyle w:val="FirstParagraph"/>
-      </w:pPr>
-      <w:r>
-        <w:rPr>
-          <w:b/>
-          <w:bCs/>
-        </w:rPr>
         <w:t xml:space="preserve">Rutgers, The State University of New Jersey</w:t>
       </w:r>
       <w:r>
         <w:t xml:space="preserve"> </w:t>
       </w:r>
       <w:r>
-        <w:t xml:space="preserve">(2006–2010)</w:t>
-      </w:r>
-      <w:r>
-        <w:t xml:space="preserve"> </w:t>
-      </w:r>
-      <w:r>
-        <w:rPr>
-          <w:i/>
-          <w:iCs/>
-        </w:rPr>
         <w:t xml:space="preserve">Computer Science</w:t>
       </w:r>
     </w:p>
-    <w:bookmarkEnd w:id="25"/>
-    <w:bookmarkEnd w:id="26"/>
+    <w:bookmarkEnd w:id="28"/>
+    <w:bookmarkEnd w:id="29"/>
+    <w:bookmarkEnd w:id="30"/>
     <w:sectPr>
       <w:footnotePr>
         <w:numRestart w:val="eachSect"/>
@@ -1499,6 +1201,9 @@
   <w:num w:numId="1014">
     <w:abstractNumId w:val="991"/>
   </w:num>
+  <w:num w:numId="1015">
+    <w:abstractNumId w:val="991"/>
+  </w:num>
 </w:numbering>
 </file>
 
@@ -1507,10 +1212,10 @@
   <w:docDefaults>
     <w:rPrDefault>
       <w:rPr>
-        <w:rFonts w:asciiTheme="minorHAnsi" w:cstheme="minorBidi" w:eastAsiaTheme="minorHAnsi" w:hAnsiTheme="minorHAnsi"/>
+        <w:rFonts w:asciiTheme="minorHAnsi" w:cstheme="minorBidi" w:eastAsiaTheme="minorEastAsia" w:hAnsiTheme="minorHAnsi"/>
         <w:sz w:val="24"/>
         <w:szCs w:val="24"/>
-        <w:lang w:bidi="ar-SA" w:eastAsia="en-US" w:val="en-US"/>
+        <w:lang w:bidi="ar-SA" w:eastAsia="zh-CN" w:val="en-US"/>
       </w:rPr>
     </w:rPrDefault>
     <w:pPrDefault>
@@ -2051,13 +1756,6 @@
       </w:tblCellMar>
     </w:tblPr>
     <w:tblStylePr w:type="firstRow">
-      <w:tblPr>
-        <w:jc w:val="left"/>
-        <w:tblInd w:type="dxa" w:w="0"/>
-      </w:tblPr>
-      <w:trPr>
-        <w:jc w:val="left"/>
-      </w:trPr>
       <w:tcPr>
         <w:tcBorders>
           <w:bottom w:val="single"/>
